--- a/Reporte_Tecnico_Calculadora_ADS.docx
+++ b/Reporte_Tecnico_Calculadora_ADS.docx
@@ -1029,7 +1029,7 @@
         <w:t xml:space="preserve">hashlib</w:t>
       </w:r>
       <w:r>
-        <w:t xml:space="preserve"> y Tkinter. No hay dependencias externas ni base de datos. El enunciado de este parcial no pide persistencia, así que la del primer parcial no se trasladó. Se renuncia conscientemente a los puntos extra de Java (§1 del enunciado).</w:t>
+        <w:t xml:space="preserve"> y Tkinter (Python Software Foundation, 2025a, 2025b, 2025c, 2025d). No hay dependencias externas ni base de datos. El enunciado de este parcial no pide persistencia, así que la del primer parcial no se trasladó. Se renuncia conscientemente a los puntos extra de Java (§1 del enunciado).</w:t>
       </w:r>
     </w:p>
     <w:p>
@@ -1219,17 +1219,6 @@
     <w:p>
       <w:r>
         <w:t xml:space="preserve">Cada requisito, dónde está implementado (archivo → función), dónde se explica en este reporte y en qué minuto del video se demuestra.</w:t>
-      </w:r>
-    </w:p>
-    <w:p>
-      <w:pPr>
-        <w:pStyle w:val="Cita"/>
-      </w:pPr>
-      <w:r>
-        <w:rPr>
-          <w:i/>
-        </w:rPr>
-        <w:t xml:space="preserve">La columna "Video" indica el minuto de la grabación en que cada requisito se demuestra en vivo.</w:t>
       </w:r>
     </w:p>
     <w:tbl>
@@ -13045,7 +13034,7 @@
         <w:t xml:space="preserve">genérica</w:t>
       </w:r>
       <w:r>
-        <w:t xml:space="preserve">: no usa tablas de ruteo ni conoce la topología, y funcionaría igual en una malla incompleta. En la malla completa de 4 nodos, cada mensaje se procesa </w:t>
+        <w:t xml:space="preserve"> (Tanenbaum &amp; Van Steen, 2023): no usa tablas de ruteo ni conoce la topología, y funcionaría igual en una malla incompleta. En la malla completa de 4 nodos, cada mensaje se procesa </w:t>
       </w:r>
       <w:r>
         <w:rPr>
@@ -13337,11 +13326,6 @@
       </w:r>
       <w:r>
         <w:t xml:space="preserve"> a cada una de las otras 19 células.</w:t>
-      </w:r>
-    </w:p>
-    <w:p>
-      <w:r>
-        <w:t xml:space="preserve">En el ejemplo del 9×9 (con el Nodo 1 ya caído y la malla reducida a 3 nodos), cada nodo vio menos duplicados, como corresponde: la inundación se adapta sola a la topología que haya.</w:t>
       </w:r>
     </w:p>
     <w:p>
@@ -18432,7 +18416,7 @@
     </w:p>
     <w:p>
       <w:r>
-        <w:t xml:space="preserve">Un detalle de implementación que salió de las pruebas de humo: en Windows, un </w:t>
+        <w:t xml:space="preserve">Un detalle de implementación que salió de las primeras corridas manuales: en Windows, un </w:t>
       </w:r>
       <w:r>
         <w:rPr>
@@ -19394,7 +19378,7 @@
         <w:t xml:space="preserve">Condiciones de carrera consideradas</w:t>
       </w:r>
       <w:r>
-        <w:t xml:space="preserve"> (cada una tiene su prueba o se vio en el humo):</w:t>
+        <w:t xml:space="preserve"> (cada una tiene su prueba o se observó en las corridas manuales):</w:t>
       </w:r>
     </w:p>
     <w:p>
@@ -22638,7 +22622,7 @@
     </w:p>
     <w:p>
       <w:r>
-        <w:t xml:space="preserve">Hubo además dos correcciones durante las pruebas de humo de la fase de código: el tiempo de espera corto del failover (sección 14) y que la GUI no caduque células mientras ella misma está sin enlace.</w:t>
+        <w:t xml:space="preserve">Hubo además dos correcciones en las primeras corridas manuales, antes de escribir la suite: el tiempo de espera corto del failover (sección 14) y que la GUI no caduque células mientras ella misma está sin enlace.</w:t>
       </w:r>
     </w:p>
     <w:p>
